--- a/Statistical_Analysis_and_Interpretation_Guide.docx
+++ b/Statistical_Analysis_and_Interpretation_Guide.docx
@@ -11154,7 +11154,7 @@
         <w:rPr>
           <w:i/>
         </w:rPr>
-        <w:t>"A non-parametric Kruskal-Wallis test revealed no statistically significant differences in baseline DMFT (H = 0.566, df = 2, p = 0.753) or DMFS (H = 0.601, df = 2, p = 0.740) across the three 3-month sealant retention categories (Score 0: DMFT 2.24 ± 1.19; Score 1: 2.39 ± 1.20; Score 2: 2.20 ± 1.64), confirming that pre-existing baseline caries severity did not confound clinical retention."</w:t>
+        <w:t>"A non-parametric Kruskal-Wallis test revealed no statistically significant differences in baseline DMFT (H = 0.566, df = 2, p = 0.753) or DMFS (H = 0.601, df = 2, p = 0.740) across the three 3-month sealant retention categories (Score 0: DMFT 2.24 ± 1.19; Score 1: 2.39 ± 1.20; Score 2: 2.20 ± 1.64), suggesting no evidence of baseline caries severity differences between retention groups."</w:t>
       </w:r>
     </w:p>
     <w:p>
@@ -11180,7 +11180,7 @@
         <w:rPr>
           <w:i/>
         </w:rPr>
-        <w:t>"To account for potential intra-subject correlation resulting from evaluating multiple teeth per child (mean: 2.95 teeth across 40 patients), a clustered sensitivity analysis was conducted using Generalized Estimating Equations (GEE) with an exchangeable correlation structure and robust standard errors. The analysis confirmed that molars had significantly lower odds of complete retention than premolars (GEE robust z = -2.828, p = 0.005; Adjusted OR = 0.322, 95% CI: 0.147–0.706) and older age remained significantly associated with complete retention (GEE robust z = 3.626, p = 0.0003; Adjusted OR = 3.126, 95% CI: 1.688–5.790), demonstrating that intra-patient clustering did not alter the primary conclusions."</w:t>
+        <w:t>"To account for potential intra-subject correlation resulting from evaluating multiple teeth per child (mean: 2.95 teeth across 40 patients), a clustered sensitivity analysis was conducted using Generalized Estimating Equations (GEE) with an exchangeable correlation structure and robust standard errors. The analysis confirmed that molars had significantly lower odds of complete retention than premolars (GEE robust z = -2.828, p = 0.005; Adjusted OR = 0.322, 95% CI: 0.147–0.706) and older age remained significantly associated with complete retention (GEE robust z = 3.626, p = 0.0003; Adjusted OR = 3.126, 95% CI: 1.688–5.790), demonstrating that accounting for intra-patient clustering supported the direction and statistical significance of the primary findings."</w:t>
       </w:r>
     </w:p>
     <w:sectPr>
